--- a/Report/C2 Report and Analysis.docx
+++ b/Report/C2 Report and Analysis.docx
@@ -186,7 +186,84 @@
             <w:sz w:val="36"/>
             <w:szCs w:val="36"/>
           </w:rPr>
-          <w:t>Basic mixed workload</w:t>
+          <w:t>Basic m</w:t>
+        </w:r>
+        <w:r>
+          <w:rPr>
+            <w:rStyle w:val="Hyperlink"/>
+            <w:b/>
+            <w:bCs/>
+            <w:color w:val="7B3C17" w:themeColor="accent2" w:themeShade="80"/>
+            <w:sz w:val="36"/>
+            <w:szCs w:val="36"/>
+          </w:rPr>
+          <w:t>i</w:t>
+        </w:r>
+        <w:r>
+          <w:rPr>
+            <w:rStyle w:val="Hyperlink"/>
+            <w:b/>
+            <w:bCs/>
+            <w:color w:val="7B3C17" w:themeColor="accent2" w:themeShade="80"/>
+            <w:sz w:val="36"/>
+            <w:szCs w:val="36"/>
+          </w:rPr>
+          <w:t>x</w:t>
+        </w:r>
+        <w:r>
+          <w:rPr>
+            <w:rStyle w:val="Hyperlink"/>
+            <w:b/>
+            <w:bCs/>
+            <w:color w:val="7B3C17" w:themeColor="accent2" w:themeShade="80"/>
+            <w:sz w:val="36"/>
+            <w:szCs w:val="36"/>
+          </w:rPr>
+          <w:t>e</w:t>
+        </w:r>
+        <w:r>
+          <w:rPr>
+            <w:rStyle w:val="Hyperlink"/>
+            <w:b/>
+            <w:bCs/>
+            <w:color w:val="7B3C17" w:themeColor="accent2" w:themeShade="80"/>
+            <w:sz w:val="36"/>
+            <w:szCs w:val="36"/>
+          </w:rPr>
+          <w:t>d</w:t>
+        </w:r>
+        <w:r>
+          <w:rPr>
+            <w:rStyle w:val="Hyperlink"/>
+            <w:b/>
+            <w:bCs/>
+            <w:color w:val="7B3C17" w:themeColor="accent2" w:themeShade="80"/>
+            <w:sz w:val="36"/>
+            <w:szCs w:val="36"/>
+          </w:rPr>
+          <w:t xml:space="preserve"> work</w:t>
+        </w:r>
+        <w:r>
+          <w:rPr>
+            <w:rStyle w:val="Hyperlink"/>
+            <w:b/>
+            <w:bCs/>
+            <w:color w:val="7B3C17" w:themeColor="accent2" w:themeShade="80"/>
+            <w:sz w:val="36"/>
+            <w:szCs w:val="36"/>
+          </w:rPr>
+          <w:t>l</w:t>
+        </w:r>
+        <w:r>
+          <w:rPr>
+            <w:rStyle w:val="Hyperlink"/>
+            <w:b/>
+            <w:bCs/>
+            <w:color w:val="7B3C17" w:themeColor="accent2" w:themeShade="80"/>
+            <w:sz w:val="36"/>
+            <w:szCs w:val="36"/>
+          </w:rPr>
+          <w:t>oad</w:t>
         </w:r>
       </w:hyperlink>
       <w:r>
@@ -209,7 +286,73 @@
             <w:sz w:val="36"/>
             <w:szCs w:val="36"/>
           </w:rPr>
-          <w:t>Quantum sensitivity case</w:t>
+          <w:t>Quantum</w:t>
+        </w:r>
+        <w:r>
+          <w:rPr>
+            <w:rStyle w:val="Hyperlink"/>
+            <w:b/>
+            <w:bCs/>
+            <w:color w:val="7B3C17" w:themeColor="accent2" w:themeShade="80"/>
+            <w:sz w:val="36"/>
+            <w:szCs w:val="36"/>
+          </w:rPr>
+          <w:t xml:space="preserve"> </w:t>
+        </w:r>
+        <w:r>
+          <w:rPr>
+            <w:rStyle w:val="Hyperlink"/>
+            <w:b/>
+            <w:bCs/>
+            <w:color w:val="7B3C17" w:themeColor="accent2" w:themeShade="80"/>
+            <w:sz w:val="36"/>
+            <w:szCs w:val="36"/>
+          </w:rPr>
+          <w:t>sens</w:t>
+        </w:r>
+        <w:r>
+          <w:rPr>
+            <w:rStyle w:val="Hyperlink"/>
+            <w:b/>
+            <w:bCs/>
+            <w:color w:val="7B3C17" w:themeColor="accent2" w:themeShade="80"/>
+            <w:sz w:val="36"/>
+            <w:szCs w:val="36"/>
+          </w:rPr>
+          <w:t>i</w:t>
+        </w:r>
+        <w:r>
+          <w:rPr>
+            <w:rStyle w:val="Hyperlink"/>
+            <w:b/>
+            <w:bCs/>
+            <w:color w:val="7B3C17" w:themeColor="accent2" w:themeShade="80"/>
+            <w:sz w:val="36"/>
+            <w:szCs w:val="36"/>
+          </w:rPr>
+          <w:t>tiv</w:t>
+        </w:r>
+        <w:r>
+          <w:rPr>
+            <w:rStyle w:val="Hyperlink"/>
+            <w:b/>
+            <w:bCs/>
+            <w:color w:val="7B3C17" w:themeColor="accent2" w:themeShade="80"/>
+            <w:sz w:val="36"/>
+            <w:szCs w:val="36"/>
+          </w:rPr>
+          <w:t>i</w:t>
+        </w:r>
+        <w:r>
+          <w:rPr>
+            <w:rStyle w:val="Hyperlink"/>
+            <w:b/>
+            <w:bCs/>
+            <w:color w:val="7B3C17" w:themeColor="accent2" w:themeShade="80"/>
+            <w:sz w:val="36"/>
+            <w:szCs w:val="36"/>
+          </w:rPr>
+          <w:t>ty case</w:t>
         </w:r>
       </w:hyperlink>
       <w:r>
@@ -232,7 +375,62 @@
             <w:sz w:val="36"/>
             <w:szCs w:val="36"/>
           </w:rPr>
-          <w:t>Short-job-heavy case</w:t>
+          <w:t>Short-</w:t>
+        </w:r>
+        <w:r>
+          <w:rPr>
+            <w:rStyle w:val="Hyperlink"/>
+            <w:b/>
+            <w:bCs/>
+            <w:color w:val="7B3C17" w:themeColor="accent2" w:themeShade="80"/>
+            <w:sz w:val="36"/>
+            <w:szCs w:val="36"/>
+          </w:rPr>
+          <w:t>j</w:t>
+        </w:r>
+        <w:r>
+          <w:rPr>
+            <w:rStyle w:val="Hyperlink"/>
+            <w:b/>
+            <w:bCs/>
+            <w:color w:val="7B3C17" w:themeColor="accent2" w:themeShade="80"/>
+            <w:sz w:val="36"/>
+            <w:szCs w:val="36"/>
+          </w:rPr>
+          <w:t>o</w:t>
+        </w:r>
+        <w:r>
+          <w:rPr>
+            <w:rStyle w:val="Hyperlink"/>
+            <w:b/>
+            <w:bCs/>
+            <w:color w:val="7B3C17" w:themeColor="accent2" w:themeShade="80"/>
+            <w:sz w:val="36"/>
+            <w:szCs w:val="36"/>
+          </w:rPr>
+          <w:t>b-he</w:t>
+        </w:r>
+        <w:r>
+          <w:rPr>
+            <w:rStyle w:val="Hyperlink"/>
+            <w:b/>
+            <w:bCs/>
+            <w:color w:val="7B3C17" w:themeColor="accent2" w:themeShade="80"/>
+            <w:sz w:val="36"/>
+            <w:szCs w:val="36"/>
+          </w:rPr>
+          <w:t>a</w:t>
+        </w:r>
+        <w:r>
+          <w:rPr>
+            <w:rStyle w:val="Hyperlink"/>
+            <w:b/>
+            <w:bCs/>
+            <w:color w:val="7B3C17" w:themeColor="accent2" w:themeShade="80"/>
+            <w:sz w:val="36"/>
+            <w:szCs w:val="36"/>
+          </w:rPr>
+          <w:t>vy case</w:t>
         </w:r>
       </w:hyperlink>
       <w:r>
@@ -255,7 +453,29 @@
             <w:sz w:val="36"/>
             <w:szCs w:val="36"/>
           </w:rPr>
-          <w:t>Interactive-style fairness case</w:t>
+          <w:t>Interactive</w:t>
+        </w:r>
+        <w:r>
+          <w:rPr>
+            <w:rStyle w:val="Hyperlink"/>
+            <w:b/>
+            <w:bCs/>
+            <w:color w:val="7B3C17" w:themeColor="accent2" w:themeShade="80"/>
+            <w:sz w:val="36"/>
+            <w:szCs w:val="36"/>
+          </w:rPr>
+          <w:t>-</w:t>
+        </w:r>
+        <w:r>
+          <w:rPr>
+            <w:rStyle w:val="Hyperlink"/>
+            <w:b/>
+            <w:bCs/>
+            <w:color w:val="7B3C17" w:themeColor="accent2" w:themeShade="80"/>
+            <w:sz w:val="36"/>
+            <w:szCs w:val="36"/>
+          </w:rPr>
+          <w:t>style fairness case</w:t>
         </w:r>
       </w:hyperlink>
       <w:r>
@@ -278,7 +498,29 @@
             <w:sz w:val="36"/>
             <w:szCs w:val="36"/>
           </w:rPr>
-          <w:t>Validation case</w:t>
+          <w:t>Valid</w:t>
+        </w:r>
+        <w:r>
+          <w:rPr>
+            <w:rStyle w:val="Hyperlink"/>
+            <w:b/>
+            <w:bCs/>
+            <w:color w:val="7B3C17" w:themeColor="accent2" w:themeShade="80"/>
+            <w:sz w:val="36"/>
+            <w:szCs w:val="36"/>
+          </w:rPr>
+          <w:t>a</w:t>
+        </w:r>
+        <w:r>
+          <w:rPr>
+            <w:rStyle w:val="Hyperlink"/>
+            <w:b/>
+            <w:bCs/>
+            <w:color w:val="7B3C17" w:themeColor="accent2" w:themeShade="80"/>
+            <w:sz w:val="36"/>
+            <w:szCs w:val="36"/>
+          </w:rPr>
+          <w:t>tion case</w:t>
         </w:r>
       </w:hyperlink>
       <w:r>
@@ -301,7 +543,29 @@
             <w:sz w:val="36"/>
             <w:szCs w:val="36"/>
           </w:rPr>
-          <w:t>Technically Correct Conclusions</w:t>
+          <w:t>Technically Correct C</w:t>
+        </w:r>
+        <w:r>
+          <w:rPr>
+            <w:rStyle w:val="Hyperlink"/>
+            <w:b/>
+            <w:bCs/>
+            <w:color w:val="815D04" w:themeColor="hyperlink" w:themeShade="80"/>
+            <w:sz w:val="36"/>
+            <w:szCs w:val="36"/>
+          </w:rPr>
+          <w:t>o</w:t>
+        </w:r>
+        <w:r>
+          <w:rPr>
+            <w:rStyle w:val="Hyperlink"/>
+            <w:b/>
+            <w:bCs/>
+            <w:color w:val="815D04" w:themeColor="hyperlink" w:themeShade="80"/>
+            <w:sz w:val="36"/>
+            <w:szCs w:val="36"/>
+          </w:rPr>
+          <w:t>nclusions</w:t>
         </w:r>
       </w:hyperlink>
     </w:p>
@@ -689,12 +953,30 @@
     <w:p>
       <w:pPr>
         <w:pStyle w:val="Heading2"/>
+        <w:rPr>
+          <w:rtl/>
+        </w:rPr>
       </w:pPr>
       <w:r>
         <w:t>Processes</w:t>
       </w:r>
       <w:r>
         <w:t xml:space="preserve"> &amp; Ready Queue</w:t>
+      </w:r>
+    </w:p>
+    <w:p>
+      <w:pPr>
+        <w:pStyle w:val="Subtitle"/>
+      </w:pPr>
+      <w:r>
+        <w:t xml:space="preserve">Q = </w:t>
+      </w:r>
+      <w:r>
+        <w:rPr>
+          <w:rFonts w:hint="cs"/>
+          <w:rtl/>
+        </w:rPr>
+        <w:t>4</w:t>
       </w:r>
     </w:p>
     <w:p>
@@ -840,6 +1122,7 @@
         </w:rPr>
       </w:pPr>
       <w:r>
+        <w:lastRenderedPageBreak/>
         <w:t>SRTF</w:t>
       </w:r>
     </w:p>
@@ -1634,9 +1917,27 @@
     <w:p>
       <w:pPr>
         <w:pStyle w:val="Heading2"/>
+        <w:rPr>
+          <w:rtl/>
+        </w:rPr>
       </w:pPr>
       <w:r>
         <w:t>Processes &amp; Ready Queue</w:t>
+      </w:r>
+    </w:p>
+    <w:p>
+      <w:pPr>
+        <w:pStyle w:val="Subtitle"/>
+      </w:pPr>
+      <w:r>
+        <w:t xml:space="preserve">With Q = </w:t>
+      </w:r>
+      <w:r>
+        <w:rPr>
+          <w:rFonts w:hint="cs"/>
+          <w:rtl/>
+        </w:rPr>
+        <w:t>3</w:t>
       </w:r>
     </w:p>
     <w:p>
@@ -1997,9 +2298,20 @@
     <w:p>
       <w:pPr>
         <w:pStyle w:val="Heading2"/>
+        <w:rPr>
+          <w:rtl/>
+        </w:rPr>
       </w:pPr>
       <w:r>
         <w:t>Processes &amp; Ready Queue</w:t>
+      </w:r>
+    </w:p>
+    <w:p>
+      <w:pPr>
+        <w:pStyle w:val="Subtitle"/>
+      </w:pPr>
+      <w:r>
+        <w:t>With Q = 2</w:t>
       </w:r>
     </w:p>
     <w:p>
@@ -2542,7 +2854,6 @@
         <w:rPr>
           <w:noProof/>
         </w:rPr>
-        <w:lastRenderedPageBreak/>
         <w:drawing>
           <wp:inline distT="0" distB="0" distL="0" distR="0" wp14:anchorId="2417F30F" wp14:editId="45D44A42">
             <wp:extent cx="3019846" cy="1829055"/>
@@ -2732,7 +3043,6 @@
         <w:rPr>
           <w:noProof/>
         </w:rPr>
-        <w:lastRenderedPageBreak/>
         <w:drawing>
           <wp:inline distT="0" distB="0" distL="0" distR="0" wp14:anchorId="766F9EB1" wp14:editId="3327D4AD">
             <wp:extent cx="3581900" cy="1771897"/>
@@ -2927,7 +3237,6 @@
         <w:rPr>
           <w:noProof/>
         </w:rPr>
-        <w:lastRenderedPageBreak/>
         <w:drawing>
           <wp:inline distT="0" distB="0" distL="0" distR="0" wp14:anchorId="1979D1FC" wp14:editId="7179703C">
             <wp:extent cx="2600688" cy="1781424"/>
@@ -15093,6 +15402,25 @@
 </file>
 
 <file path=customXml/item1.xml><?xml version="1.0" encoding="utf-8"?>
+<?mso-contentType ?>
+<FormTemplates xmlns="http://schemas.microsoft.com/sharepoint/v3/contenttype/forms">
+  <Display>DocumentLibraryForm</Display>
+  <Edit>DocumentLibraryForm</Edit>
+  <New>DocumentLibraryForm</New>
+</FormTemplates>
+</file>
+
+<file path=customXml/item2.xml><?xml version="1.0" encoding="utf-8"?>
+<p:properties xmlns:p="http://schemas.microsoft.com/office/2006/metadata/properties" xmlns:xsi="http://www.w3.org/2001/XMLSchema-instance" xmlns:pc="http://schemas.microsoft.com/office/infopath/2007/PartnerControls">
+  <documentManagement/>
+</p:properties>
+</file>
+
+<file path=customXml/item3.xml><?xml version="1.0" encoding="utf-8"?>
+<b:Sources xmlns:b="http://schemas.openxmlformats.org/officeDocument/2006/bibliography" xmlns="http://schemas.openxmlformats.org/officeDocument/2006/bibliography" SelectedStyle="\APASixthEditionOfficeOnline.xsl" StyleName="APA" Version="6"/>
+</file>
+
+<file path=customXml/item4.xml><?xml version="1.0" encoding="utf-8"?>
 <ct:contentTypeSchema xmlns:ct="http://schemas.microsoft.com/office/2006/metadata/contentType" xmlns:ma="http://schemas.microsoft.com/office/2006/metadata/properties/metaAttributes" ct:_="" ma:_="" ma:contentTypeName="Document" ma:contentTypeID="0x010100175DDC1461F8784186E07B95177E7DD5" ma:contentTypeVersion="6" ma:contentTypeDescription="Create a new document." ma:contentTypeScope="" ma:versionID="c362776aeaa0f6321f6e050bb6e2b72f">
   <xsd:schema xmlns:xsd="http://www.w3.org/2001/XMLSchema" xmlns:xs="http://www.w3.org/2001/XMLSchema" xmlns:p="http://schemas.microsoft.com/office/2006/metadata/properties" xmlns:ns3="a12845e6-7747-4016-8782-fb5c3f24498a" targetNamespace="http://schemas.microsoft.com/office/2006/metadata/properties" ma:root="true" ma:fieldsID="c27c2bbde4cc56da53e7b8752d9b449b" ns3:_="">
     <xsd:import namespace="a12845e6-7747-4016-8782-fb5c3f24498a"/>
@@ -15248,26 +15576,32 @@
 </ct:contentTypeSchema>
 </file>
 
-<file path=customXml/item2.xml><?xml version="1.0" encoding="utf-8"?>
-<?mso-contentType ?>
-<FormTemplates xmlns="http://schemas.microsoft.com/sharepoint/v3/contenttype/forms">
-  <Display>DocumentLibraryForm</Display>
-  <Edit>DocumentLibraryForm</Edit>
-  <New>DocumentLibraryForm</New>
-</FormTemplates>
+<file path=customXml/itemProps1.xml><?xml version="1.0" encoding="utf-8"?>
+<ds:datastoreItem xmlns:ds="http://schemas.openxmlformats.org/officeDocument/2006/customXml" ds:itemID="{9C7DF58C-B3A9-4457-8316-D21224D9BB8E}">
+  <ds:schemaRefs>
+    <ds:schemaRef ds:uri="http://schemas.microsoft.com/sharepoint/v3/contenttype/forms"/>
+  </ds:schemaRefs>
+</ds:datastoreItem>
 </file>
 
-<file path=customXml/item3.xml><?xml version="1.0" encoding="utf-8"?>
-<b:Sources xmlns:b="http://schemas.openxmlformats.org/officeDocument/2006/bibliography" xmlns="http://schemas.openxmlformats.org/officeDocument/2006/bibliography" SelectedStyle="\APASixthEditionOfficeOnline.xsl" StyleName="APA" Version="6"/>
+<file path=customXml/itemProps2.xml><?xml version="1.0" encoding="utf-8"?>
+<ds:datastoreItem xmlns:ds="http://schemas.openxmlformats.org/officeDocument/2006/customXml" ds:itemID="{CC6DB103-1970-42EA-BF0F-A77EC4735763}">
+  <ds:schemaRefs>
+    <ds:schemaRef ds:uri="http://schemas.microsoft.com/office/2006/metadata/properties"/>
+    <ds:schemaRef ds:uri="http://schemas.microsoft.com/office/infopath/2007/PartnerControls"/>
+  </ds:schemaRefs>
+</ds:datastoreItem>
 </file>
 
-<file path=customXml/item4.xml><?xml version="1.0" encoding="utf-8"?>
-<p:properties xmlns:p="http://schemas.microsoft.com/office/2006/metadata/properties" xmlns:xsi="http://www.w3.org/2001/XMLSchema-instance" xmlns:pc="http://schemas.microsoft.com/office/infopath/2007/PartnerControls">
-  <documentManagement/>
-</p:properties>
+<file path=customXml/itemProps3.xml><?xml version="1.0" encoding="utf-8"?>
+<ds:datastoreItem xmlns:ds="http://schemas.openxmlformats.org/officeDocument/2006/customXml" ds:itemID="{8039B51B-6AEC-4E7E-B313-9DF4966C9258}">
+  <ds:schemaRefs>
+    <ds:schemaRef ds:uri="http://schemas.openxmlformats.org/officeDocument/2006/bibliography"/>
+  </ds:schemaRefs>
+</ds:datastoreItem>
 </file>
 
-<file path=customXml/itemProps1.xml><?xml version="1.0" encoding="utf-8"?>
+<file path=customXml/itemProps4.xml><?xml version="1.0" encoding="utf-8"?>
 <ds:datastoreItem xmlns:ds="http://schemas.openxmlformats.org/officeDocument/2006/customXml" ds:itemID="{63A3BF32-2658-4967-A10F-9DDFF0F5A8C3}">
   <ds:schemaRefs>
     <ds:schemaRef ds:uri="http://schemas.microsoft.com/office/2006/metadata/contentType"/>
@@ -15283,29 +15617,4 @@
     <ds:schemaRef ds:uri="http://schemas.microsoft.com/internal/obd"/>
   </ds:schemaRefs>
 </ds:datastoreItem>
-</file>
-
-<file path=customXml/itemProps2.xml><?xml version="1.0" encoding="utf-8"?>
-<ds:datastoreItem xmlns:ds="http://schemas.openxmlformats.org/officeDocument/2006/customXml" ds:itemID="{9C7DF58C-B3A9-4457-8316-D21224D9BB8E}">
-  <ds:schemaRefs>
-    <ds:schemaRef ds:uri="http://schemas.microsoft.com/sharepoint/v3/contenttype/forms"/>
-  </ds:schemaRefs>
-</ds:datastoreItem>
-</file>
-
-<file path=customXml/itemProps3.xml><?xml version="1.0" encoding="utf-8"?>
-<ds:datastoreItem xmlns:ds="http://schemas.openxmlformats.org/officeDocument/2006/customXml" ds:itemID="{8039B51B-6AEC-4E7E-B313-9DF4966C9258}">
-  <ds:schemaRefs>
-    <ds:schemaRef ds:uri="http://schemas.openxmlformats.org/officeDocument/2006/bibliography"/>
-  </ds:schemaRefs>
-</ds:datastoreItem>
-</file>
-
-<file path=customXml/itemProps4.xml><?xml version="1.0" encoding="utf-8"?>
-<ds:datastoreItem xmlns:ds="http://schemas.openxmlformats.org/officeDocument/2006/customXml" ds:itemID="{CC6DB103-1970-42EA-BF0F-A77EC4735763}">
-  <ds:schemaRefs>
-    <ds:schemaRef ds:uri="http://schemas.microsoft.com/office/2006/metadata/properties"/>
-    <ds:schemaRef ds:uri="http://schemas.microsoft.com/office/infopath/2007/PartnerControls"/>
-  </ds:schemaRefs>
-</ds:datastoreItem>
 </file>